--- a/backend/templates/service_note_delivery.docx
+++ b/backend/templates/service_note_delivery.docx
@@ -4,11 +4,191 @@
   <w:body>
     <w:p>
       <w:pPr>
+        <w:spacing w:after="80" w:before="0"/>
+        <w:jc w:val="left"/>
+      </w:pPr>
+      <w:r>
+        <w:rPr>
+          <w:rFonts w:ascii="Times New Roman" w:hAnsi="Times New Roman"/>
+          <w:b/>
+          <w:color w:val="1F2937"/>
+          <w:sz w:val="22"/>
+        </w:rPr>
+        <w:t>🎨 ЛЕГЕНДА — как читать этот шаблон</w:t>
+      </w:r>
+    </w:p>
+    <w:p>
+      <w:pPr>
+        <w:spacing w:before="0" w:after="40"/>
+        <w:ind w:firstLine="283"/>
+        <w:jc w:val="left"/>
+      </w:pPr>
+      <w:r>
+        <w:rPr>
+          <w:rFonts w:ascii="Times New Roman" w:hAnsi="Times New Roman"/>
+          <w:b/>
+          <w:color w:val="1E40AF"/>
+          <w:sz w:val="20"/>
+        </w:rPr>
+        <w:t>{{синие переменные}}    — автоподстановка из БД</w:t>
+      </w:r>
+    </w:p>
+    <w:p>
+      <w:pPr>
+        <w:spacing w:before="0" w:after="40"/>
+        <w:ind w:firstLine="283"/>
+        <w:jc w:val="left"/>
+      </w:pPr>
+      <w:r>
+        <w:rPr>
+          <w:rFonts w:ascii="Times New Roman" w:hAnsi="Times New Roman"/>
+          <w:color w:val="15803D"/>
+          <w:sz w:val="20"/>
+        </w:rPr>
+        <w:t>зелёный текст           — вариант 1 в условном блоке</w:t>
+      </w:r>
+    </w:p>
+    <w:p>
+      <w:pPr>
+        <w:spacing w:before="0" w:after="40"/>
+        <w:ind w:firstLine="283"/>
+        <w:jc w:val="left"/>
+      </w:pPr>
+      <w:r>
+        <w:rPr>
+          <w:rFonts w:ascii="Times New Roman" w:hAnsi="Times New Roman"/>
+          <w:color w:val="C2410C"/>
+          <w:sz w:val="20"/>
+        </w:rPr>
+        <w:t>оранжевый текст         — вариант 2</w:t>
+      </w:r>
+    </w:p>
+    <w:p>
+      <w:pPr>
+        <w:spacing w:before="0" w:after="40"/>
+        <w:ind w:firstLine="283"/>
+        <w:jc w:val="left"/>
+      </w:pPr>
+      <w:r>
+        <w:rPr>
+          <w:rFonts w:ascii="Times New Roman" w:hAnsi="Times New Roman"/>
+          <w:i/>
+          <w:color w:val="6B7280"/>
+          <w:sz w:val="20"/>
+        </w:rPr>
+        <w:t>серые {% маркеры %}    — технические условия Jinja2 (не трогать)</w:t>
+      </w:r>
+    </w:p>
+    <w:p>
+      <w:pPr>
+        <w:spacing w:before="80" w:after="40"/>
+        <w:ind w:firstLine="283"/>
+        <w:jc w:val="left"/>
+      </w:pPr>
+      <w:r>
+        <w:rPr>
+          <w:rFonts w:ascii="Times New Roman" w:hAnsi="Times New Roman"/>
+          <w:i/>
+          <w:sz w:val="20"/>
+        </w:rPr>
+        <w:t>⚠️ После открытия в Word удалите эту секцию (от «ЛЕГЕНДА» до строки «—————»).</w:t>
+        <w:br/>
+        <w:t>Полный справочник переменных: SubsidiesView → Шаблоны → «Руководство по переменным»</w:t>
+      </w:r>
+    </w:p>
+    <w:p>
+      <w:pPr>
+        <w:spacing w:before="40" w:after="200"/>
+        <w:jc w:val="left"/>
+      </w:pPr>
+      <w:r>
+        <w:rPr>
+          <w:rFonts w:ascii="Times New Roman" w:hAnsi="Times New Roman"/>
+          <w:color w:val="6B7280"/>
+          <w:sz w:val="20"/>
+        </w:rPr>
+        <w:t>————————————————————————————————————————</w:t>
+      </w:r>
+    </w:p>
+    <w:p>
+      <w:pPr>
+        <w:spacing w:before="0" w:after="40" w:line="276" w:lineRule="exact"/>
+        <w:jc w:val="right"/>
+      </w:pPr>
+      <w:r>
+        <w:rPr>
+          <w:rFonts w:ascii="Times New Roman" w:hAnsi="Times New Roman"/>
+          <w:b w:val="0"/>
+          <w:i w:val="0"/>
+          <w:sz w:val="24"/>
+        </w:rPr>
+        <w:t>Президенту ВСКС</w:t>
+      </w:r>
+    </w:p>
+    <w:p>
+      <w:pPr>
+        <w:spacing w:before="0" w:after="120" w:line="276" w:lineRule="exact"/>
+        <w:jc w:val="right"/>
+      </w:pPr>
+      <w:r>
+        <w:rPr>
+          <w:rFonts w:ascii="Times New Roman" w:hAnsi="Times New Roman"/>
+          <w:b/>
+          <w:color w:val="1E40AF"/>
+          <w:sz w:val="24"/>
+        </w:rPr>
+        <w:t>{{customer_signatory_name_genitive}}</w:t>
+      </w:r>
+    </w:p>
+    <w:p>
+      <w:pPr>
+        <w:spacing w:before="0" w:after="40" w:line="276" w:lineRule="exact"/>
+        <w:jc w:val="right"/>
+      </w:pPr>
+      <w:r>
+        <w:rPr>
+          <w:rFonts w:ascii="Times New Roman" w:hAnsi="Times New Roman"/>
+          <w:b w:val="0"/>
+          <w:i w:val="0"/>
+          <w:sz w:val="24"/>
+        </w:rPr>
+        <w:t xml:space="preserve">от </w:t>
+      </w:r>
+      <w:r>
+        <w:rPr>
+          <w:rFonts w:ascii="Times New Roman" w:hAnsi="Times New Roman"/>
+          <w:b/>
+          <w:color w:val="1E40AF"/>
+          <w:sz w:val="24"/>
+        </w:rPr>
+        <w:t>{{initiator_role}}</w:t>
+      </w:r>
+    </w:p>
+    <w:p>
+      <w:pPr>
+        <w:spacing w:before="0" w:after="200" w:line="276" w:lineRule="exact"/>
+        <w:jc w:val="right"/>
+      </w:pPr>
+      <w:r>
+        <w:rPr>
+          <w:rFonts w:ascii="Times New Roman" w:hAnsi="Times New Roman"/>
+          <w:b/>
+          <w:color w:val="1E40AF"/>
+          <w:sz w:val="24"/>
+        </w:rPr>
+        <w:t>{{initiator_name}}</w:t>
+      </w:r>
+    </w:p>
+    <w:p>
+      <w:pPr>
+        <w:spacing w:before="0" w:after="0" w:line="276" w:lineRule="exact"/>
         <w:jc w:val="center"/>
       </w:pPr>
       <w:r>
         <w:rPr>
+          <w:rFonts w:ascii="Times New Roman" w:hAnsi="Times New Roman"/>
           <w:b/>
+          <w:i w:val="0"/>
           <w:sz w:val="28"/>
         </w:rPr>
         <w:t>СЛУЖЕБНАЯ ЗАПИСКА</w:t>
@@ -16,177 +196,567 @@
     </w:p>
     <w:p>
       <w:pPr>
+        <w:spacing w:before="0" w:after="0" w:line="276" w:lineRule="exact"/>
         <w:jc w:val="center"/>
       </w:pPr>
       <w:r>
         <w:rPr>
-          <w:sz w:val="22"/>
+          <w:rFonts w:ascii="Times New Roman" w:hAnsi="Times New Roman"/>
+          <w:i/>
+          <w:color w:val="6B7280"/>
+          <w:sz w:val="20"/>
         </w:rPr>
-        <w:t>на выдачу поставленного товара / услуги</w:t>
+        <w:t>{% if doc_kind == 'delivery' %}</w:t>
+      </w:r>
+    </w:p>
+    <w:p>
+      <w:pPr>
+        <w:spacing w:before="0" w:after="80" w:line="276" w:lineRule="exact"/>
+        <w:jc w:val="center"/>
+      </w:pPr>
+      <w:r>
+        <w:rPr>
+          <w:rFonts w:ascii="Times New Roman" w:hAnsi="Times New Roman"/>
+          <w:color w:val="15803D"/>
+          <w:sz w:val="24"/>
+        </w:rPr>
+        <w:t>о выдаче товаров</w:t>
+      </w:r>
+    </w:p>
+    <w:p>
+      <w:pPr>
+        <w:spacing w:before="0" w:after="120" w:line="276" w:lineRule="exact"/>
+        <w:jc w:val="center"/>
+      </w:pPr>
+      <w:r>
+        <w:rPr>
+          <w:rFonts w:ascii="Times New Roman" w:hAnsi="Times New Roman"/>
+          <w:i/>
+          <w:color w:val="6B7280"/>
+          <w:sz w:val="20"/>
+        </w:rPr>
+        <w:t>{% endif %}</w:t>
+      </w:r>
+    </w:p>
+    <w:p>
+      <w:pPr>
+        <w:spacing w:before="0" w:after="200" w:line="276" w:lineRule="exact"/>
+        <w:jc w:val="left"/>
+      </w:pPr>
+      <w:r>
+        <w:rPr>
+          <w:rFonts w:ascii="Times New Roman" w:hAnsi="Times New Roman"/>
+          <w:b w:val="0"/>
+          <w:i w:val="0"/>
+          <w:sz w:val="24"/>
+        </w:rPr>
+        <w:t>г. Москва                          «</w:t>
+      </w:r>
+      <w:r>
+        <w:rPr>
+          <w:rFonts w:ascii="Times New Roman" w:hAnsi="Times New Roman"/>
+          <w:b/>
+          <w:color w:val="1E40AF"/>
+          <w:sz w:val="24"/>
+        </w:rPr>
+        <w:t>{{today}}</w:t>
+      </w:r>
+      <w:r>
+        <w:rPr>
+          <w:rFonts w:ascii="Times New Roman" w:hAnsi="Times New Roman"/>
+          <w:b w:val="0"/>
+          <w:i w:val="0"/>
+          <w:sz w:val="24"/>
+        </w:rPr>
+        <w:t>»</w:t>
+      </w:r>
+    </w:p>
+    <w:p>
+      <w:pPr>
+        <w:spacing w:before="0" w:after="120" w:line="276" w:lineRule="exact"/>
+        <w:jc w:val="both"/>
+      </w:pPr>
+      <w:r>
+        <w:rPr>
+          <w:rFonts w:ascii="Times New Roman" w:hAnsi="Times New Roman"/>
+          <w:b w:val="0"/>
+          <w:i w:val="0"/>
+          <w:sz w:val="24"/>
+        </w:rPr>
+        <w:t xml:space="preserve">В соответствии с </w:t>
+      </w:r>
+      <w:r>
+        <w:rPr>
+          <w:rFonts w:ascii="Times New Roman" w:hAnsi="Times New Roman"/>
+          <w:b/>
+          <w:color w:val="1E40AF"/>
+          <w:sz w:val="24"/>
+        </w:rPr>
+        <w:t>{{contract_number}}</w:t>
+      </w:r>
+      <w:r>
+        <w:rPr>
+          <w:rFonts w:ascii="Times New Roman" w:hAnsi="Times New Roman"/>
+          <w:b w:val="0"/>
+          <w:i w:val="0"/>
+          <w:sz w:val="24"/>
+        </w:rPr>
+        <w:t xml:space="preserve"> от </w:t>
+      </w:r>
+      <w:r>
+        <w:rPr>
+          <w:rFonts w:ascii="Times New Roman" w:hAnsi="Times New Roman"/>
+          <w:b/>
+          <w:color w:val="1E40AF"/>
+          <w:sz w:val="24"/>
+        </w:rPr>
+        <w:t>{{contract_date}}</w:t>
+      </w:r>
+      <w:r>
+        <w:rPr>
+          <w:rFonts w:ascii="Times New Roman" w:hAnsi="Times New Roman"/>
+          <w:b w:val="0"/>
+          <w:i w:val="0"/>
+          <w:sz w:val="24"/>
+        </w:rPr>
+        <w:t xml:space="preserve"> прошу выдать со склада товарно-материальные ценности по </w:t>
+      </w:r>
+      <w:r>
+        <w:rPr>
+          <w:rFonts w:ascii="Times New Roman" w:hAnsi="Times New Roman"/>
+          <w:b/>
+          <w:color w:val="1E40AF"/>
+          <w:sz w:val="24"/>
+        </w:rPr>
+        <w:t>{{contractor_name}}</w:t>
+      </w:r>
+      <w:r>
+        <w:rPr>
+          <w:rFonts w:ascii="Times New Roman" w:hAnsi="Times New Roman"/>
+          <w:b w:val="0"/>
+          <w:i w:val="0"/>
+          <w:sz w:val="24"/>
+        </w:rPr>
+        <w:t xml:space="preserve"> согласно прилагаемой спецификации (Приложение №1):</w:t>
+      </w:r>
+    </w:p>
+    <w:p>
+      <w:pPr>
+        <w:spacing w:before="0" w:after="0" w:line="276" w:lineRule="exact"/>
+        <w:jc w:val="both"/>
+      </w:pPr>
+      <w:r>
+        <w:rPr>
+          <w:rFonts w:ascii="Times New Roman" w:hAnsi="Times New Roman"/>
+          <w:i/>
+          <w:color w:val="6B7280"/>
+          <w:sz w:val="20"/>
+        </w:rPr>
+        <w:t>{% tr for item in items %}</w:t>
+      </w:r>
+    </w:p>
+    <w:tbl>
+      <w:tblPr>
+        <w:tblStyle w:val="TableGrid"/>
+        <w:tblW w:type="auto" w:w="0"/>
+        <w:tblLook w:firstColumn="1" w:firstRow="1" w:lastColumn="0" w:lastRow="0" w:noHBand="0" w:noVBand="1" w:val="04A0"/>
+      </w:tblPr>
+      <w:tblGrid>
+        <w:gridCol w:w="1662"/>
+        <w:gridCol w:w="1662"/>
+        <w:gridCol w:w="1662"/>
+        <w:gridCol w:w="1662"/>
+        <w:gridCol w:w="1662"/>
+        <w:gridCol w:w="1662"/>
+      </w:tblGrid>
+      <w:tr>
+        <w:tc>
+          <w:tcPr>
+            <w:tcW w:type="dxa" w:w="1662"/>
+          </w:tcPr>
+          <w:p>
+            <w:pPr>
+              <w:jc w:val="center"/>
+            </w:pPr>
+            <w:r>
+              <w:rPr>
+                <w:rFonts w:ascii="Times New Roman" w:hAnsi="Times New Roman"/>
+                <w:b/>
+                <w:sz w:val="20"/>
+              </w:rPr>
+              <w:t>№</w:t>
+            </w:r>
+          </w:p>
+        </w:tc>
+        <w:tc>
+          <w:tcPr>
+            <w:tcW w:type="dxa" w:w="1662"/>
+          </w:tcPr>
+          <w:p>
+            <w:pPr>
+              <w:jc w:val="center"/>
+            </w:pPr>
+            <w:r>
+              <w:rPr>
+                <w:rFonts w:ascii="Times New Roman" w:hAnsi="Times New Roman"/>
+                <w:b/>
+                <w:sz w:val="20"/>
+              </w:rPr>
+              <w:t>Наименование</w:t>
+            </w:r>
+          </w:p>
+        </w:tc>
+        <w:tc>
+          <w:tcPr>
+            <w:tcW w:type="dxa" w:w="1662"/>
+          </w:tcPr>
+          <w:p>
+            <w:pPr>
+              <w:jc w:val="center"/>
+            </w:pPr>
+            <w:r>
+              <w:rPr>
+                <w:rFonts w:ascii="Times New Roman" w:hAnsi="Times New Roman"/>
+                <w:b/>
+                <w:sz w:val="20"/>
+              </w:rPr>
+              <w:t>Ед. изм.</w:t>
+            </w:r>
+          </w:p>
+        </w:tc>
+        <w:tc>
+          <w:tcPr>
+            <w:tcW w:type="dxa" w:w="1662"/>
+          </w:tcPr>
+          <w:p>
+            <w:pPr>
+              <w:jc w:val="center"/>
+            </w:pPr>
+            <w:r>
+              <w:rPr>
+                <w:rFonts w:ascii="Times New Roman" w:hAnsi="Times New Roman"/>
+                <w:b/>
+                <w:sz w:val="20"/>
+              </w:rPr>
+              <w:t>Кол-во</w:t>
+            </w:r>
+          </w:p>
+        </w:tc>
+        <w:tc>
+          <w:tcPr>
+            <w:tcW w:type="dxa" w:w="1662"/>
+          </w:tcPr>
+          <w:p>
+            <w:pPr>
+              <w:jc w:val="center"/>
+            </w:pPr>
+            <w:r>
+              <w:rPr>
+                <w:rFonts w:ascii="Times New Roman" w:hAnsi="Times New Roman"/>
+                <w:b/>
+                <w:sz w:val="20"/>
+              </w:rPr>
+              <w:t>Цена за ед., руб.</w:t>
+            </w:r>
+          </w:p>
+        </w:tc>
+        <w:tc>
+          <w:tcPr>
+            <w:tcW w:type="dxa" w:w="1662"/>
+          </w:tcPr>
+          <w:p>
+            <w:pPr>
+              <w:jc w:val="center"/>
+            </w:pPr>
+            <w:r>
+              <w:rPr>
+                <w:rFonts w:ascii="Times New Roman" w:hAnsi="Times New Roman"/>
+                <w:b/>
+                <w:sz w:val="20"/>
+              </w:rPr>
+              <w:t>Сумма, руб.</w:t>
+            </w:r>
+          </w:p>
+        </w:tc>
+      </w:tr>
+      <w:tr>
+        <w:tc>
+          <w:tcPr>
+            <w:tcW w:type="dxa" w:w="1662"/>
+          </w:tcPr>
+          <w:p>
+            <w:pPr>
+              <w:jc w:val="center"/>
+            </w:pPr>
+            <w:r>
+              <w:rPr>
+                <w:rFonts w:ascii="Times New Roman" w:hAnsi="Times New Roman"/>
+                <w:b/>
+                <w:color w:val="1E40AF"/>
+                <w:sz w:val="20"/>
+              </w:rPr>
+              <w:t>{{item.num}}</w:t>
+            </w:r>
+          </w:p>
+        </w:tc>
+        <w:tc>
+          <w:tcPr>
+            <w:tcW w:type="dxa" w:w="1662"/>
+          </w:tcPr>
+          <w:p>
+            <w:pPr>
+              <w:jc w:val="center"/>
+            </w:pPr>
+            <w:r>
+              <w:rPr>
+                <w:rFonts w:ascii="Times New Roman" w:hAnsi="Times New Roman"/>
+                <w:b/>
+                <w:color w:val="1E40AF"/>
+                <w:sz w:val="20"/>
+              </w:rPr>
+              <w:t>{{item.name}}</w:t>
+            </w:r>
+          </w:p>
+        </w:tc>
+        <w:tc>
+          <w:tcPr>
+            <w:tcW w:type="dxa" w:w="1662"/>
+          </w:tcPr>
+          <w:p>
+            <w:pPr>
+              <w:jc w:val="center"/>
+            </w:pPr>
+            <w:r>
+              <w:rPr>
+                <w:rFonts w:ascii="Times New Roman" w:hAnsi="Times New Roman"/>
+                <w:b/>
+                <w:color w:val="1E40AF"/>
+                <w:sz w:val="20"/>
+              </w:rPr>
+              <w:t>{{item.unit}}</w:t>
+            </w:r>
+          </w:p>
+        </w:tc>
+        <w:tc>
+          <w:tcPr>
+            <w:tcW w:type="dxa" w:w="1662"/>
+          </w:tcPr>
+          <w:p>
+            <w:pPr>
+              <w:jc w:val="center"/>
+            </w:pPr>
+            <w:r>
+              <w:rPr>
+                <w:rFonts w:ascii="Times New Roman" w:hAnsi="Times New Roman"/>
+                <w:b/>
+                <w:color w:val="1E40AF"/>
+                <w:sz w:val="20"/>
+              </w:rPr>
+              <w:t>{{item.quantity}}</w:t>
+            </w:r>
+          </w:p>
+        </w:tc>
+        <w:tc>
+          <w:tcPr>
+            <w:tcW w:type="dxa" w:w="1662"/>
+          </w:tcPr>
+          <w:p>
+            <w:pPr>
+              <w:jc w:val="center"/>
+            </w:pPr>
+            <w:r>
+              <w:rPr>
+                <w:rFonts w:ascii="Times New Roman" w:hAnsi="Times New Roman"/>
+                <w:b/>
+                <w:color w:val="1E40AF"/>
+                <w:sz w:val="20"/>
+              </w:rPr>
+              <w:t>{{item.unit_price}}</w:t>
+            </w:r>
+          </w:p>
+        </w:tc>
+        <w:tc>
+          <w:tcPr>
+            <w:tcW w:type="dxa" w:w="1662"/>
+          </w:tcPr>
+          <w:p>
+            <w:pPr>
+              <w:jc w:val="center"/>
+            </w:pPr>
+            <w:r>
+              <w:rPr>
+                <w:rFonts w:ascii="Times New Roman" w:hAnsi="Times New Roman"/>
+                <w:b/>
+                <w:color w:val="1E40AF"/>
+                <w:sz w:val="20"/>
+              </w:rPr>
+              <w:t>{{item.total_price}}</w:t>
+            </w:r>
+          </w:p>
+        </w:tc>
+      </w:tr>
+    </w:tbl>
+    <w:p>
+      <w:pPr>
+        <w:spacing w:before="40" w:after="120" w:line="276" w:lineRule="exact"/>
+        <w:jc w:val="both"/>
+      </w:pPr>
+      <w:r>
+        <w:rPr>
+          <w:rFonts w:ascii="Times New Roman" w:hAnsi="Times New Roman"/>
+          <w:i/>
+          <w:color w:val="6B7280"/>
+          <w:sz w:val="20"/>
+        </w:rPr>
+        <w:t>{% tr endfor %}</w:t>
+      </w:r>
+    </w:p>
+    <w:p>
+      <w:pPr>
+        <w:spacing w:before="0" w:after="80" w:line="276" w:lineRule="exact"/>
+        <w:jc w:val="both"/>
+      </w:pPr>
+      <w:r>
+        <w:rPr>
+          <w:rFonts w:ascii="Times New Roman" w:hAnsi="Times New Roman"/>
+          <w:b w:val="0"/>
+          <w:i w:val="0"/>
+          <w:sz w:val="24"/>
+        </w:rPr>
+        <w:t xml:space="preserve">Итого: </w:t>
+      </w:r>
+      <w:r>
+        <w:rPr>
+          <w:rFonts w:ascii="Times New Roman" w:hAnsi="Times New Roman"/>
+          <w:b/>
+          <w:color w:val="1E40AF"/>
+          <w:sz w:val="24"/>
+        </w:rPr>
+        <w:t>{{contract_price_num}}</w:t>
+      </w:r>
+      <w:r>
+        <w:rPr>
+          <w:rFonts w:ascii="Times New Roman" w:hAnsi="Times New Roman"/>
+          <w:b w:val="0"/>
+          <w:i w:val="0"/>
+          <w:sz w:val="24"/>
+        </w:rPr>
+        <w:t xml:space="preserve"> руб. (</w:t>
+      </w:r>
+      <w:r>
+        <w:rPr>
+          <w:rFonts w:ascii="Times New Roman" w:hAnsi="Times New Roman"/>
+          <w:b/>
+          <w:color w:val="1E40AF"/>
+          <w:sz w:val="24"/>
+        </w:rPr>
+        <w:t>{{contract_price_words}}</w:t>
+      </w:r>
+      <w:r>
+        <w:rPr>
+          <w:rFonts w:ascii="Times New Roman" w:hAnsi="Times New Roman"/>
+          <w:b w:val="0"/>
+          <w:i w:val="0"/>
+          <w:sz w:val="24"/>
+        </w:rPr>
+        <w:t>)</w:t>
+      </w:r>
+    </w:p>
+    <w:p>
+      <w:pPr>
+        <w:spacing w:before="0" w:after="120" w:line="276" w:lineRule="exact"/>
+        <w:jc w:val="both"/>
+      </w:pPr>
+      <w:r>
+        <w:rPr>
+          <w:rFonts w:ascii="Times New Roman" w:hAnsi="Times New Roman"/>
+          <w:b w:val="0"/>
+          <w:i w:val="0"/>
+          <w:sz w:val="24"/>
+        </w:rPr>
+        <w:t xml:space="preserve">Получатель: </w:t>
+      </w:r>
+      <w:r>
+        <w:rPr>
+          <w:rFonts w:ascii="Times New Roman" w:hAnsi="Times New Roman"/>
+          <w:b/>
+          <w:color w:val="1E40AF"/>
+          <w:sz w:val="24"/>
+        </w:rPr>
+        <w:t>{{responsible_person}}</w:t>
       </w:r>
     </w:p>
     <w:p/>
     <w:p>
       <w:pPr>
-        <w:spacing w:after="40"/>
+        <w:spacing w:before="0" w:after="80" w:line="276" w:lineRule="exact"/>
+        <w:jc w:val="left"/>
       </w:pPr>
       <w:r>
         <w:rPr>
+          <w:rFonts w:ascii="Times New Roman" w:hAnsi="Times New Roman"/>
           <w:b/>
-          <w:sz w:val="20"/>
+          <w:color w:val="1E40AF"/>
+          <w:sz w:val="24"/>
         </w:rPr>
-        <w:t xml:space="preserve">Дата: </w:t>
-      </w:r>
-      <w:r>
-        <w:rPr>
-          <w:sz w:val="20"/>
-        </w:rPr>
-        <w:t>{{today}}</w:t>
+        <w:t>{{initiator_role}}</w:t>
       </w:r>
     </w:p>
     <w:p>
       <w:pPr>
-        <w:spacing w:after="40"/>
+        <w:spacing w:before="0" w:after="40" w:line="276" w:lineRule="exact"/>
+        <w:jc w:val="left"/>
       </w:pPr>
       <w:r>
         <w:rPr>
-          <w:b/>
-          <w:sz w:val="20"/>
+          <w:rFonts w:ascii="Times New Roman" w:hAnsi="Times New Roman"/>
+          <w:b w:val="0"/>
+          <w:i w:val="0"/>
+          <w:sz w:val="24"/>
         </w:rPr>
-        <w:t xml:space="preserve">Субсидия: </w:t>
+        <w:t xml:space="preserve">___________________ / </w:t>
       </w:r>
       <w:r>
         <w:rPr>
-          <w:sz w:val="20"/>
+          <w:rFonts w:ascii="Times New Roman" w:hAnsi="Times New Roman"/>
+          <w:b/>
+          <w:color w:val="1E40AF"/>
+          <w:sz w:val="24"/>
         </w:rPr>
-        <w:t>{{subsidy_name}} ({{subsidy_year}})</w:t>
+        <w:t>{{initiator_name}}</w:t>
       </w:r>
     </w:p>
     <w:p>
       <w:pPr>
-        <w:spacing w:after="40"/>
+        <w:spacing w:before="0" w:after="0" w:line="276" w:lineRule="exact"/>
+        <w:jc w:val="left"/>
       </w:pPr>
       <w:r>
         <w:rPr>
-          <w:b/>
-          <w:sz w:val="20"/>
+          <w:rFonts w:ascii="Times New Roman" w:hAnsi="Times New Roman"/>
+          <w:b w:val="0"/>
+          <w:i w:val="0"/>
+          <w:sz w:val="24"/>
         </w:rPr>
-        <w:t xml:space="preserve">Реестровый номер: </w:t>
+        <w:t>«</w:t>
       </w:r>
       <w:r>
         <w:rPr>
-          <w:sz w:val="20"/>
+          <w:rFonts w:ascii="Times New Roman" w:hAnsi="Times New Roman"/>
+          <w:b/>
+          <w:color w:val="1E40AF"/>
+          <w:sz w:val="24"/>
         </w:rPr>
-        <w:t>{{registry_number}}</w:t>
-      </w:r>
-    </w:p>
-    <w:p>
-      <w:pPr>
-        <w:spacing w:after="40"/>
-      </w:pPr>
-      <w:r>
-        <w:rPr>
-          <w:b/>
-          <w:sz w:val="20"/>
-        </w:rPr>
-        <w:t xml:space="preserve">Контрагент: </w:t>
+        <w:t>{{today}}</w:t>
       </w:r>
       <w:r>
         <w:rPr>
-          <w:sz w:val="20"/>
+          <w:rFonts w:ascii="Times New Roman" w:hAnsi="Times New Roman"/>
+          <w:b w:val="0"/>
+          <w:i w:val="0"/>
+          <w:sz w:val="24"/>
         </w:rPr>
-        <w:t>{{contractor_name}}, ИНН {{contractor_inn}}</w:t>
-      </w:r>
-    </w:p>
-    <w:p>
-      <w:pPr>
-        <w:spacing w:after="40"/>
-      </w:pPr>
-      <w:r>
-        <w:rPr>
-          <w:b/>
-          <w:sz w:val="20"/>
-        </w:rPr>
-        <w:t xml:space="preserve">Договор: </w:t>
-      </w:r>
-      <w:r>
-        <w:rPr>
-          <w:sz w:val="20"/>
-        </w:rPr>
-        <w:t>№{{contract_number}} от {{contract_date}}</w:t>
-      </w:r>
-    </w:p>
-    <w:p>
-      <w:pPr>
-        <w:spacing w:after="40"/>
-      </w:pPr>
-      <w:r>
-        <w:rPr>
-          <w:b/>
-          <w:sz w:val="20"/>
-        </w:rPr>
-        <w:t xml:space="preserve">Дата поставки / исполнения: </w:t>
-      </w:r>
-      <w:r>
-        <w:rPr>
-          <w:sz w:val="20"/>
-        </w:rPr>
-        <w:t>{{delivery_date}}</w:t>
-      </w:r>
-    </w:p>
-    <w:p>
-      <w:pPr>
-        <w:spacing w:after="40"/>
-      </w:pPr>
-      <w:r>
-        <w:rPr>
-          <w:b/>
-          <w:sz w:val="20"/>
-        </w:rPr>
-        <w:t xml:space="preserve">Акт приёмки: </w:t>
-      </w:r>
-      <w:r>
-        <w:rPr>
-          <w:sz w:val="20"/>
-        </w:rPr>
-        <w:t>{{acceptance_doc_name}} №{{acceptance_doc_number}} от {{acceptance_doc_date}}</w:t>
-      </w:r>
-    </w:p>
-    <w:p>
-      <w:pPr>
-        <w:spacing w:after="40"/>
-      </w:pPr>
-      <w:r>
-        <w:rPr>
-          <w:b/>
-          <w:sz w:val="20"/>
-        </w:rPr>
-        <w:t xml:space="preserve">Сумма по акту: </w:t>
-      </w:r>
-      <w:r>
-        <w:rPr>
-          <w:sz w:val="20"/>
-        </w:rPr>
-        <w:t>{{acceptance_doc_amount}}</w:t>
-      </w:r>
-    </w:p>
-    <w:p/>
-    <w:p>
-      <w:r>
-        <w:rPr>
-          <w:sz w:val="20"/>
-        </w:rPr>
-        <w:t>Прошу принять и выдать поставленные товары (работы, услуги) по закупке №{{purchase_number}} (реестр {{registry_number}}) у контрагента {{contractor_name}} на основании договора №{{contract_number}} от {{contract_date}} на сумму {{acceptance_doc_amount}}.</w:t>
-      </w:r>
-    </w:p>
-    <w:p/>
-    <w:p/>
-    <w:p>
-      <w:r>
-        <w:rPr>
-          <w:sz w:val="20"/>
-        </w:rPr>
-        <w:t>Исполнитель: _______________  /  ФИО  /  {{today}}</w:t>
+        <w:t>»</w:t>
       </w:r>
     </w:p>
     <w:sectPr>
@@ -562,6 +1132,10 @@
     <w:name w:val="Normal"/>
     <w:qFormat/>
     <w:rsid w:val="00FC693F"/>
+    <w:rPr>
+      <w:rFonts w:ascii="Times New Roman" w:hAnsi="Times New Roman"/>
+      <w:sz w:val="24"/>
+    </w:rPr>
   </w:style>
   <w:style w:type="paragraph" w:styleId="Header">
     <w:name w:val="header"/>

--- a/backend/templates/service_note_delivery.docx
+++ b/backend/templates/service_note_delivery.docx
@@ -30,7 +30,7 @@
           <w:color w:val="1E40AF"/>
           <w:sz w:val="20"/>
         </w:rPr>
-        <w:t>{{синие переменные}}    — автоподстановка из БД</w:t>
+        <w:t>«синие переменные»    — автоподстановка из БД</w:t>
       </w:r>
     </w:p>
     <w:p>
@@ -45,7 +45,7 @@
           <w:color w:val="15803D"/>
           <w:sz w:val="20"/>
         </w:rPr>
-        <w:t>зелёный текст           — вариант 1 в условном блоке</w:t>
+        <w:t>зелёный текст         — вариант 1 в условном блоке</w:t>
       </w:r>
     </w:p>
     <w:p>
@@ -60,7 +60,7 @@
           <w:color w:val="C2410C"/>
           <w:sz w:val="20"/>
         </w:rPr>
-        <w:t>оранжевый текст         — вариант 2</w:t>
+        <w:t>оранжевый текст       — вариант 2</w:t>
       </w:r>
     </w:p>
     <w:p>
@@ -76,7 +76,7 @@
           <w:color w:val="6B7280"/>
           <w:sz w:val="20"/>
         </w:rPr>
-        <w:t>серые {% маркеры %}    — технические условия Jinja2 (не трогать)</w:t>
+        <w:t>серые «маркеры»       — технические условия Jinja2 (не трогать)</w:t>
       </w:r>
     </w:p>
     <w:p>
